--- a/assets/estimate_template_autofill_logo_updated.docx
+++ b/assets/estimate_template_autofill_logo_updated.docx
@@ -433,6 +433,11 @@
           <w14:ligatures w14:val="none"/>
         </w:rPr>
         <w:t>{{CUSTOMER_NAME}} Responsibilities</w:t>
+      </w:r>
+    </w:p>
+    <w:p>
+      <w:r>
+        <w:t xml:space="preserve">{{CUSTOMER_RESPONSIBILITIES}}</w:t>
       </w:r>
     </w:p>
     <w:p>

--- a/assets/estimate_template_autofill_logo_updated.docx
+++ b/assets/estimate_template_autofill_logo_updated.docx
@@ -155,46 +155,6 @@
           <w:bCs/>
         </w:rPr>
         <w:t xml:space="preserve">}}                    </w:t>
-      </w:r>
-    </w:p>
-    <w:p>
-      <w:pPr>
-        <w:pBdr>
-          <w:bottom w:val="thinThickThinMediumGap" w:sz="18" w:space="1" w:color="auto"/>
-        </w:pBdr>
-        <w:tabs>
-          <w:tab w:val="left" w:pos="6780"/>
-          <w:tab w:val="left" w:pos="8055"/>
-        </w:tabs>
-        <w:rPr>
-          <w:rFonts w:ascii="Arial" w:hAnsi="Arial" w:cs="Arial"/>
-          <w:b/>
-          <w:bCs/>
-        </w:rPr>
-      </w:pPr>
-      <w:r>
-        <w:rPr>
-          <w:rFonts w:ascii="Arial" w:hAnsi="Arial" w:cs="Arial"/>
-          <w:b/>
-          <w:bCs/>
-        </w:rPr>
-        <w:t>Customer Location: {{C</w:t>
-      </w:r>
-      <w:r>
-        <w:rPr>
-          <w:rFonts w:ascii="Arial" w:hAnsi="Arial" w:cs="Arial"/>
-          <w:b/>
-          <w:bCs/>
-        </w:rPr>
-        <w:t>USTOMER_LOCATION</w:t>
-      </w:r>
-      <w:r>
-        <w:rPr>
-          <w:rFonts w:ascii="Arial" w:hAnsi="Arial" w:cs="Arial"/>
-          <w:b/>
-          <w:bCs/>
-        </w:rPr>
-        <w:t>}}</w:t>
       </w:r>
     </w:p>
     <w:p>
